--- a/Documentação/Comando SQL.docx
+++ b/Documentação/Comando SQL.docx
@@ -270,8 +270,89 @@
     </w:p>
     <w:p/>
     <w:p>
+      <w:proofErr w:type="spellStart"/>
+      <w:r>
+        <w:t>Vericar</w:t>
+      </w:r>
+      <w:proofErr w:type="spellEnd"/>
+      <w:r>
+        <w:t xml:space="preserve"> tabela:</w:t>
+      </w:r>
+      <w:r>
+        <w:br/>
+      </w:r>
+      <w:r>
+        <w:br/>
+      </w:r>
+    </w:p>
+    <w:p>
+      <w:r>
+        <w:br w:type="page"/>
+      </w:r>
+    </w:p>
+    <w:p>
       <w:bookmarkStart w:id="0" w:name="_GoBack"/>
       <w:bookmarkEnd w:id="0"/>
+    </w:p>
+    <w:p>
+      <w:r>
+        <w:br w:type="page"/>
+      </w:r>
+    </w:p>
+    <w:p>
+      <w:r>
+        <w:lastRenderedPageBreak/>
+        <w:t xml:space="preserve">SELECT </w:t>
+      </w:r>
+      <w:proofErr w:type="spellStart"/>
+      <w:r>
+        <w:t>column_name</w:t>
+      </w:r>
+      <w:proofErr w:type="spellEnd"/>
+    </w:p>
+    <w:p>
+      <w:r>
+        <w:t xml:space="preserve">FROM </w:t>
+      </w:r>
+      <w:proofErr w:type="spellStart"/>
+      <w:r>
+        <w:t>information_schema.columns</w:t>
+      </w:r>
+      <w:proofErr w:type="spellEnd"/>
+    </w:p>
+    <w:p>
+      <w:r>
+        <w:t xml:space="preserve">WHERE </w:t>
+      </w:r>
+      <w:proofErr w:type="spellStart"/>
+      <w:r>
+        <w:t>table_name</w:t>
+      </w:r>
+      <w:proofErr w:type="spellEnd"/>
+      <w:r>
+        <w:t xml:space="preserve"> = '</w:t>
+      </w:r>
+      <w:proofErr w:type="spellStart"/>
+      <w:r>
+        <w:t>contas_receber</w:t>
+      </w:r>
+      <w:proofErr w:type="spellEnd"/>
+      <w:r>
+        <w:t>'</w:t>
+      </w:r>
+    </w:p>
+    <w:p>
+      <w:r>
+        <w:t xml:space="preserve">ORDER BY </w:t>
+      </w:r>
+      <w:proofErr w:type="spellStart"/>
+      <w:r>
+        <w:t>ordinal_position</w:t>
+      </w:r>
+      <w:proofErr w:type="spellEnd"/>
+      <w:r>
+        <w:t>;</w:t>
+      </w:r>
     </w:p>
     <w:sectPr>
       <w:pgSz w:w="11906" w:h="16838"/>

--- a/Documentação/Comando SQL.docx
+++ b/Documentação/Comando SQL.docx
@@ -1,6 +1,6 @@
 
 <file path=word/document.xml><?xml version="1.0" encoding="utf-8"?>
-<w:document xmlns:wpc="http://schemas.microsoft.com/office/word/2010/wordprocessingCanvas" xmlns:mc="http://schemas.openxmlformats.org/markup-compatibility/2006" xmlns:o="urn:schemas-microsoft-com:office:office" xmlns:r="http://schemas.openxmlformats.org/officeDocument/2006/relationships" xmlns:m="http://schemas.openxmlformats.org/officeDocument/2006/math" xmlns:v="urn:schemas-microsoft-com:vml" xmlns:wp14="http://schemas.microsoft.com/office/word/2010/wordprocessingDrawing" xmlns:wp="http://schemas.openxmlformats.org/drawingml/2006/wordprocessingDrawing" xmlns:w10="urn:schemas-microsoft-com:office:word" xmlns:w="http://schemas.openxmlformats.org/wordprocessingml/2006/main" xmlns:w14="http://schemas.microsoft.com/office/word/2010/wordml" xmlns:w15="http://schemas.microsoft.com/office/word/2012/wordml" xmlns:wpg="http://schemas.microsoft.com/office/word/2010/wordprocessingGroup" xmlns:wpi="http://schemas.microsoft.com/office/word/2010/wordprocessingInk" xmlns:wne="http://schemas.microsoft.com/office/word/2006/wordml" xmlns:wps="http://schemas.microsoft.com/office/word/2010/wordprocessingShape" mc:Ignorable="w14 w15 wp14">
+<w:document xmlns:wpc="http://schemas.microsoft.com/office/word/2010/wordprocessingCanvas" xmlns:cx="http://schemas.microsoft.com/office/drawing/2014/chartex" xmlns:cx1="http://schemas.microsoft.com/office/drawing/2015/9/8/chartex" xmlns:cx2="http://schemas.microsoft.com/office/drawing/2015/10/21/chartex" xmlns:cx3="http://schemas.microsoft.com/office/drawing/2016/5/9/chartex" xmlns:cx4="http://schemas.microsoft.com/office/drawing/2016/5/10/chartex" xmlns:cx5="http://schemas.microsoft.com/office/drawing/2016/5/11/chartex" xmlns:cx6="http://schemas.microsoft.com/office/drawing/2016/5/12/chartex" xmlns:cx7="http://schemas.microsoft.com/office/drawing/2016/5/13/chartex" xmlns:cx8="http://schemas.microsoft.com/office/drawing/2016/5/14/chartex" xmlns:mc="http://schemas.openxmlformats.org/markup-compatibility/2006" xmlns:aink="http://schemas.microsoft.com/office/drawing/2016/ink" xmlns:am3d="http://schemas.microsoft.com/office/drawing/2017/model3d" xmlns:o="urn:schemas-microsoft-com:office:office" xmlns:r="http://schemas.openxmlformats.org/officeDocument/2006/relationships" xmlns:m="http://schemas.openxmlformats.org/officeDocument/2006/math" xmlns:v="urn:schemas-microsoft-com:vml" xmlns:wp14="http://schemas.microsoft.com/office/word/2010/wordprocessingDrawing" xmlns:wp="http://schemas.openxmlformats.org/drawingml/2006/wordprocessingDrawing" xmlns:w10="urn:schemas-microsoft-com:office:word" xmlns:w="http://schemas.openxmlformats.org/wordprocessingml/2006/main" xmlns:w14="http://schemas.microsoft.com/office/word/2010/wordml" xmlns:w15="http://schemas.microsoft.com/office/word/2012/wordml" xmlns:w16cex="http://schemas.microsoft.com/office/word/2018/wordml/cex" xmlns:w16cid="http://schemas.microsoft.com/office/word/2016/wordml/cid" xmlns:w16="http://schemas.microsoft.com/office/word/2018/wordml" xmlns:w16se="http://schemas.microsoft.com/office/word/2015/wordml/symex" xmlns:wpg="http://schemas.microsoft.com/office/word/2010/wordprocessingGroup" xmlns:wpi="http://schemas.microsoft.com/office/word/2010/wordprocessingInk" xmlns:wne="http://schemas.microsoft.com/office/word/2006/wordml" xmlns:wps="http://schemas.microsoft.com/office/word/2010/wordprocessingShape" mc:Ignorable="w14 w15 w16se w16cid w16 w16cex wp14">
   <w:body>
     <w:p>
       <w:r>
@@ -278,22 +278,425 @@
       <w:r>
         <w:t xml:space="preserve"> tabela:</w:t>
       </w:r>
+    </w:p>
+    <w:p/>
+    <w:p/>
+    <w:p>
+      <w:pPr>
+        <w:pStyle w:val="NormalWeb"/>
+        <w:shd w:val="clear" w:color="auto" w:fill="FFFFFF"/>
+        <w:spacing w:before="0" w:beforeAutospacing="0" w:after="0" w:afterAutospacing="0"/>
+        <w:rPr>
+          <w:rFonts w:ascii="Consolas" w:hAnsi="Consolas"/>
+          <w:color w:val="000000"/>
+          <w:sz w:val="20"/>
+          <w:szCs w:val="20"/>
+        </w:rPr>
+      </w:pPr>
+      <w:r>
+        <w:t>Verifica colunas na tabela:</w:t>
+      </w:r>
       <w:r>
         <w:br/>
       </w:r>
       <w:r>
+        <w:rPr>
+          <w:rFonts w:ascii="Consolas" w:hAnsi="Consolas"/>
+          <w:b/>
+          <w:bCs/>
+          <w:color w:val="800000"/>
+          <w:sz w:val="20"/>
+          <w:szCs w:val="20"/>
+        </w:rPr>
+        <w:t>SELECT</w:t>
+      </w:r>
+    </w:p>
+    <w:p>
+      <w:pPr>
+        <w:shd w:val="clear" w:color="auto" w:fill="FFFFFF"/>
+        <w:spacing w:after="0" w:line="240" w:lineRule="auto"/>
+        <w:rPr>
+          <w:rFonts w:ascii="Consolas" w:eastAsia="Times New Roman" w:hAnsi="Consolas" w:cs="Times New Roman"/>
+          <w:color w:val="000000"/>
+          <w:sz w:val="20"/>
+          <w:szCs w:val="20"/>
+          <w:lang w:eastAsia="pt-BR"/>
+        </w:rPr>
+      </w:pPr>
+      <w:r>
+        <w:rPr>
+          <w:rFonts w:ascii="Consolas" w:eastAsia="Times New Roman" w:hAnsi="Consolas" w:cs="Times New Roman"/>
+          <w:color w:val="000000"/>
+          <w:sz w:val="20"/>
+          <w:szCs w:val="20"/>
+          <w:lang w:eastAsia="pt-BR"/>
+        </w:rPr>
+        <w:t xml:space="preserve">    </w:t>
+      </w:r>
+      <w:proofErr w:type="spellStart"/>
+      <w:r>
+        <w:rPr>
+          <w:rFonts w:ascii="Consolas" w:eastAsia="Times New Roman" w:hAnsi="Consolas" w:cs="Times New Roman"/>
+          <w:color w:val="006464"/>
+          <w:sz w:val="20"/>
+          <w:szCs w:val="20"/>
+          <w:lang w:eastAsia="pt-BR"/>
+        </w:rPr>
+        <w:t>column_name</w:t>
+      </w:r>
+      <w:proofErr w:type="spellEnd"/>
+      <w:r>
+        <w:rPr>
+          <w:rFonts w:ascii="Consolas" w:eastAsia="Times New Roman" w:hAnsi="Consolas" w:cs="Times New Roman"/>
+          <w:color w:val="000000"/>
+          <w:sz w:val="20"/>
+          <w:szCs w:val="20"/>
+          <w:lang w:eastAsia="pt-BR"/>
+        </w:rPr>
+        <w:t>,</w:t>
+      </w:r>
+    </w:p>
+    <w:p>
+      <w:pPr>
+        <w:shd w:val="clear" w:color="auto" w:fill="FFFFFF"/>
+        <w:spacing w:after="0" w:line="240" w:lineRule="auto"/>
+        <w:rPr>
+          <w:rFonts w:ascii="Consolas" w:eastAsia="Times New Roman" w:hAnsi="Consolas" w:cs="Times New Roman"/>
+          <w:color w:val="000000"/>
+          <w:sz w:val="20"/>
+          <w:szCs w:val="20"/>
+          <w:lang w:eastAsia="pt-BR"/>
+        </w:rPr>
+      </w:pPr>
+      <w:r>
+        <w:rPr>
+          <w:rFonts w:ascii="Consolas" w:eastAsia="Times New Roman" w:hAnsi="Consolas" w:cs="Times New Roman"/>
+          <w:color w:val="000000"/>
+          <w:sz w:val="20"/>
+          <w:szCs w:val="20"/>
+          <w:lang w:eastAsia="pt-BR"/>
+        </w:rPr>
+        <w:t xml:space="preserve">    </w:t>
+      </w:r>
+      <w:proofErr w:type="spellStart"/>
+      <w:r>
+        <w:rPr>
+          <w:rFonts w:ascii="Consolas" w:eastAsia="Times New Roman" w:hAnsi="Consolas" w:cs="Times New Roman"/>
+          <w:color w:val="006464"/>
+          <w:sz w:val="20"/>
+          <w:szCs w:val="20"/>
+          <w:lang w:eastAsia="pt-BR"/>
+        </w:rPr>
+        <w:t>data_type</w:t>
+      </w:r>
+      <w:proofErr w:type="spellEnd"/>
+      <w:r>
+        <w:rPr>
+          <w:rFonts w:ascii="Consolas" w:eastAsia="Times New Roman" w:hAnsi="Consolas" w:cs="Times New Roman"/>
+          <w:color w:val="000000"/>
+          <w:sz w:val="20"/>
+          <w:szCs w:val="20"/>
+          <w:lang w:eastAsia="pt-BR"/>
+        </w:rPr>
+        <w:t>,</w:t>
+      </w:r>
+    </w:p>
+    <w:p>
+      <w:pPr>
+        <w:shd w:val="clear" w:color="auto" w:fill="FFFFFF"/>
+        <w:spacing w:after="0" w:line="240" w:lineRule="auto"/>
+        <w:rPr>
+          <w:rFonts w:ascii="Consolas" w:eastAsia="Times New Roman" w:hAnsi="Consolas" w:cs="Times New Roman"/>
+          <w:color w:val="000000"/>
+          <w:sz w:val="20"/>
+          <w:szCs w:val="20"/>
+          <w:lang w:eastAsia="pt-BR"/>
+        </w:rPr>
+      </w:pPr>
+      <w:r>
+        <w:rPr>
+          <w:rFonts w:ascii="Consolas" w:eastAsia="Times New Roman" w:hAnsi="Consolas" w:cs="Times New Roman"/>
+          <w:color w:val="000000"/>
+          <w:sz w:val="20"/>
+          <w:szCs w:val="20"/>
+          <w:lang w:eastAsia="pt-BR"/>
+        </w:rPr>
+        <w:t xml:space="preserve">    </w:t>
+      </w:r>
+      <w:proofErr w:type="spellStart"/>
+      <w:r>
+        <w:rPr>
+          <w:rFonts w:ascii="Consolas" w:eastAsia="Times New Roman" w:hAnsi="Consolas" w:cs="Times New Roman"/>
+          <w:color w:val="006464"/>
+          <w:sz w:val="20"/>
+          <w:szCs w:val="20"/>
+          <w:lang w:eastAsia="pt-BR"/>
+        </w:rPr>
+        <w:t>is_nullable</w:t>
+      </w:r>
+      <w:proofErr w:type="spellEnd"/>
+    </w:p>
+    <w:p>
+      <w:pPr>
+        <w:shd w:val="clear" w:color="auto" w:fill="FFFFFF"/>
+        <w:spacing w:after="0" w:line="240" w:lineRule="auto"/>
+        <w:rPr>
+          <w:rFonts w:ascii="Consolas" w:eastAsia="Times New Roman" w:hAnsi="Consolas" w:cs="Times New Roman"/>
+          <w:color w:val="000000"/>
+          <w:sz w:val="20"/>
+          <w:szCs w:val="20"/>
+          <w:lang w:eastAsia="pt-BR"/>
+        </w:rPr>
+      </w:pPr>
+      <w:r>
+        <w:rPr>
+          <w:rFonts w:ascii="Consolas" w:eastAsia="Times New Roman" w:hAnsi="Consolas" w:cs="Times New Roman"/>
+          <w:b/>
+          <w:bCs/>
+          <w:color w:val="800000"/>
+          <w:sz w:val="20"/>
+          <w:szCs w:val="20"/>
+          <w:lang w:eastAsia="pt-BR"/>
+        </w:rPr>
+        <w:t>FROM</w:t>
+      </w:r>
+      <w:r>
+        <w:rPr>
+          <w:rFonts w:ascii="Consolas" w:eastAsia="Times New Roman" w:hAnsi="Consolas" w:cs="Times New Roman"/>
+          <w:color w:val="000000"/>
+          <w:sz w:val="20"/>
+          <w:szCs w:val="20"/>
+          <w:lang w:eastAsia="pt-BR"/>
+        </w:rPr>
+        <w:t xml:space="preserve"> </w:t>
+      </w:r>
+      <w:proofErr w:type="spellStart"/>
+      <w:r>
+        <w:rPr>
+          <w:rFonts w:ascii="Consolas" w:eastAsia="Times New Roman" w:hAnsi="Consolas" w:cs="Times New Roman"/>
+          <w:color w:val="956037"/>
+          <w:sz w:val="20"/>
+          <w:szCs w:val="20"/>
+          <w:lang w:eastAsia="pt-BR"/>
+        </w:rPr>
+        <w:t>information_</w:t>
+      </w:r>
+      <w:proofErr w:type="gramStart"/>
+      <w:r>
+        <w:rPr>
+          <w:rFonts w:ascii="Consolas" w:eastAsia="Times New Roman" w:hAnsi="Consolas" w:cs="Times New Roman"/>
+          <w:color w:val="956037"/>
+          <w:sz w:val="20"/>
+          <w:szCs w:val="20"/>
+          <w:lang w:eastAsia="pt-BR"/>
+        </w:rPr>
+        <w:t>schema</w:t>
+      </w:r>
+      <w:r>
+        <w:rPr>
+          <w:rFonts w:ascii="Consolas" w:eastAsia="Times New Roman" w:hAnsi="Consolas" w:cs="Times New Roman"/>
+          <w:color w:val="000000"/>
+          <w:sz w:val="20"/>
+          <w:szCs w:val="20"/>
+          <w:lang w:eastAsia="pt-BR"/>
+        </w:rPr>
+        <w:t>.</w:t>
+      </w:r>
+      <w:r>
+        <w:rPr>
+          <w:rFonts w:ascii="Consolas" w:eastAsia="Times New Roman" w:hAnsi="Consolas" w:cs="Times New Roman"/>
+          <w:color w:val="8E00C6"/>
+          <w:sz w:val="20"/>
+          <w:szCs w:val="20"/>
+          <w:lang w:eastAsia="pt-BR"/>
+        </w:rPr>
+        <w:t>columns</w:t>
+      </w:r>
+      <w:proofErr w:type="spellEnd"/>
+      <w:proofErr w:type="gramEnd"/>
+    </w:p>
+    <w:p>
+      <w:pPr>
+        <w:shd w:val="clear" w:color="auto" w:fill="FFFFFF"/>
+        <w:spacing w:after="0" w:line="240" w:lineRule="auto"/>
+        <w:rPr>
+          <w:rFonts w:ascii="Consolas" w:eastAsia="Times New Roman" w:hAnsi="Consolas" w:cs="Times New Roman"/>
+          <w:color w:val="000000"/>
+          <w:sz w:val="20"/>
+          <w:szCs w:val="20"/>
+          <w:lang w:eastAsia="pt-BR"/>
+        </w:rPr>
+      </w:pPr>
+      <w:r>
+        <w:rPr>
+          <w:rFonts w:ascii="Consolas" w:eastAsia="Times New Roman" w:hAnsi="Consolas" w:cs="Times New Roman"/>
+          <w:b/>
+          <w:bCs/>
+          <w:color w:val="800000"/>
+          <w:sz w:val="20"/>
+          <w:szCs w:val="20"/>
+          <w:lang w:eastAsia="pt-BR"/>
+        </w:rPr>
+        <w:t>WHERE</w:t>
+      </w:r>
+      <w:r>
+        <w:rPr>
+          <w:rFonts w:ascii="Consolas" w:eastAsia="Times New Roman" w:hAnsi="Consolas" w:cs="Times New Roman"/>
+          <w:color w:val="000000"/>
+          <w:sz w:val="20"/>
+          <w:szCs w:val="20"/>
+          <w:lang w:eastAsia="pt-BR"/>
+        </w:rPr>
+        <w:t xml:space="preserve"> </w:t>
+      </w:r>
+      <w:proofErr w:type="spellStart"/>
+      <w:r>
+        <w:rPr>
+          <w:rFonts w:ascii="Consolas" w:eastAsia="Times New Roman" w:hAnsi="Consolas" w:cs="Times New Roman"/>
+          <w:color w:val="006464"/>
+          <w:sz w:val="20"/>
+          <w:szCs w:val="20"/>
+          <w:lang w:eastAsia="pt-BR"/>
+        </w:rPr>
+        <w:t>table_name</w:t>
+      </w:r>
+      <w:proofErr w:type="spellEnd"/>
+      <w:r>
+        <w:rPr>
+          <w:rFonts w:ascii="Consolas" w:eastAsia="Times New Roman" w:hAnsi="Consolas" w:cs="Times New Roman"/>
+          <w:color w:val="000000"/>
+          <w:sz w:val="20"/>
+          <w:szCs w:val="20"/>
+          <w:lang w:eastAsia="pt-BR"/>
+        </w:rPr>
+        <w:t xml:space="preserve"> = </w:t>
+      </w:r>
+      <w:r>
+        <w:rPr>
+          <w:rFonts w:ascii="Consolas" w:eastAsia="Times New Roman" w:hAnsi="Consolas" w:cs="Times New Roman"/>
+          <w:color w:val="008000"/>
+          <w:sz w:val="20"/>
+          <w:szCs w:val="20"/>
+          <w:lang w:eastAsia="pt-BR"/>
+        </w:rPr>
+        <w:t>'</w:t>
+      </w:r>
+      <w:proofErr w:type="spellStart"/>
+      <w:r>
+        <w:rPr>
+          <w:rFonts w:ascii="Consolas" w:eastAsia="Times New Roman" w:hAnsi="Consolas" w:cs="Times New Roman"/>
+          <w:color w:val="008000"/>
+          <w:sz w:val="20"/>
+          <w:szCs w:val="20"/>
+          <w:lang w:eastAsia="pt-BR"/>
+        </w:rPr>
+        <w:t>contas_receber</w:t>
+      </w:r>
+      <w:proofErr w:type="spellEnd"/>
+      <w:r>
+        <w:rPr>
+          <w:rFonts w:ascii="Consolas" w:eastAsia="Times New Roman" w:hAnsi="Consolas" w:cs="Times New Roman"/>
+          <w:color w:val="008000"/>
+          <w:sz w:val="20"/>
+          <w:szCs w:val="20"/>
+          <w:lang w:eastAsia="pt-BR"/>
+        </w:rPr>
+        <w:t>'</w:t>
+      </w:r>
+    </w:p>
+    <w:p>
+      <w:pPr>
+        <w:shd w:val="clear" w:color="auto" w:fill="FFFFFF"/>
+        <w:spacing w:after="0" w:line="240" w:lineRule="auto"/>
+        <w:rPr>
+          <w:rFonts w:ascii="Consolas" w:eastAsia="Times New Roman" w:hAnsi="Consolas" w:cs="Times New Roman"/>
+          <w:color w:val="000000"/>
+          <w:sz w:val="20"/>
+          <w:szCs w:val="20"/>
+          <w:lang w:eastAsia="pt-BR"/>
+        </w:rPr>
+      </w:pPr>
+      <w:r>
+        <w:rPr>
+          <w:rFonts w:ascii="Consolas" w:eastAsia="Times New Roman" w:hAnsi="Consolas" w:cs="Times New Roman"/>
+          <w:b/>
+          <w:bCs/>
+          <w:color w:val="800000"/>
+          <w:sz w:val="20"/>
+          <w:szCs w:val="20"/>
+          <w:lang w:eastAsia="pt-BR"/>
+        </w:rPr>
+        <w:t>ORDER</w:t>
+      </w:r>
+      <w:r>
+        <w:rPr>
+          <w:rFonts w:ascii="Consolas" w:eastAsia="Times New Roman" w:hAnsi="Consolas" w:cs="Times New Roman"/>
+          <w:color w:val="000000"/>
+          <w:sz w:val="20"/>
+          <w:szCs w:val="20"/>
+          <w:lang w:eastAsia="pt-BR"/>
+        </w:rPr>
+        <w:t xml:space="preserve"> </w:t>
+      </w:r>
+      <w:r>
+        <w:rPr>
+          <w:rFonts w:ascii="Consolas" w:eastAsia="Times New Roman" w:hAnsi="Consolas" w:cs="Times New Roman"/>
+          <w:b/>
+          <w:bCs/>
+          <w:color w:val="800000"/>
+          <w:sz w:val="20"/>
+          <w:szCs w:val="20"/>
+          <w:lang w:eastAsia="pt-BR"/>
+        </w:rPr>
+        <w:t>BY</w:t>
+      </w:r>
+      <w:r>
+        <w:rPr>
+          <w:rFonts w:ascii="Consolas" w:eastAsia="Times New Roman" w:hAnsi="Consolas" w:cs="Times New Roman"/>
+          <w:color w:val="000000"/>
+          <w:sz w:val="20"/>
+          <w:szCs w:val="20"/>
+          <w:lang w:eastAsia="pt-BR"/>
+        </w:rPr>
+        <w:t xml:space="preserve"> </w:t>
+      </w:r>
+      <w:proofErr w:type="spellStart"/>
+      <w:r>
+        <w:rPr>
+          <w:rFonts w:ascii="Consolas" w:eastAsia="Times New Roman" w:hAnsi="Consolas" w:cs="Times New Roman"/>
+          <w:color w:val="006464"/>
+          <w:sz w:val="20"/>
+          <w:szCs w:val="20"/>
+          <w:lang w:eastAsia="pt-BR"/>
+        </w:rPr>
+        <w:t>ordinal_position</w:t>
+      </w:r>
+      <w:proofErr w:type="spellEnd"/>
+      <w:r>
+        <w:rPr>
+          <w:rFonts w:ascii="Consolas" w:eastAsia="Times New Roman" w:hAnsi="Consolas" w:cs="Times New Roman"/>
+          <w:color w:val="FF0000"/>
+          <w:sz w:val="20"/>
+          <w:szCs w:val="20"/>
+          <w:lang w:eastAsia="pt-BR"/>
+        </w:rPr>
+        <w:t>;</w:t>
+      </w:r>
+    </w:p>
+    <w:p>
+      <w:r>
         <w:br/>
       </w:r>
+      <w:r>
+        <w:br/>
+      </w:r>
     </w:p>
     <w:p>
       <w:r>
         <w:br w:type="page"/>
       </w:r>
     </w:p>
-    <w:p>
-      <w:bookmarkStart w:id="0" w:name="_GoBack"/>
-      <w:bookmarkEnd w:id="0"/>
-    </w:p>
+    <w:p/>
     <w:p>
       <w:r>
         <w:br w:type="page"/>
@@ -365,7 +768,7 @@
 </file>
 
 <file path=word/styles.xml><?xml version="1.0" encoding="utf-8"?>
-<w:styles xmlns:mc="http://schemas.openxmlformats.org/markup-compatibility/2006" xmlns:r="http://schemas.openxmlformats.org/officeDocument/2006/relationships" xmlns:w="http://schemas.openxmlformats.org/wordprocessingml/2006/main" xmlns:w14="http://schemas.microsoft.com/office/word/2010/wordml" xmlns:w15="http://schemas.microsoft.com/office/word/2012/wordml" mc:Ignorable="w14 w15">
+<w:styles xmlns:mc="http://schemas.openxmlformats.org/markup-compatibility/2006" xmlns:r="http://schemas.openxmlformats.org/officeDocument/2006/relationships" xmlns:w="http://schemas.openxmlformats.org/wordprocessingml/2006/main" xmlns:w14="http://schemas.microsoft.com/office/word/2010/wordml" xmlns:w15="http://schemas.microsoft.com/office/word/2012/wordml" xmlns:w16cex="http://schemas.microsoft.com/office/word/2018/wordml/cex" xmlns:w16cid="http://schemas.microsoft.com/office/word/2016/wordml/cid" xmlns:w16="http://schemas.microsoft.com/office/word/2018/wordml" xmlns:w16se="http://schemas.microsoft.com/office/word/2015/wordml/symex" mc:Ignorable="w14 w15 w16se w16cid w16 w16cex">
   <w:docDefaults>
     <w:rPrDefault>
       <w:rPr>
@@ -381,7 +784,7 @@
       </w:pPr>
     </w:pPrDefault>
   </w:docDefaults>
-  <w:latentStyles w:defLockedState="0" w:defUIPriority="99" w:defSemiHidden="0" w:defUnhideWhenUsed="0" w:defQFormat="0" w:count="371">
+  <w:latentStyles w:defLockedState="0" w:defUIPriority="99" w:defSemiHidden="0" w:defUnhideWhenUsed="0" w:defQFormat="0" w:count="376">
     <w:lsdException w:name="Normal" w:uiPriority="0" w:qFormat="1"/>
     <w:lsdException w:name="heading 1" w:uiPriority="9" w:qFormat="1"/>
     <w:lsdException w:name="heading 2" w:semiHidden="1" w:uiPriority="9" w:unhideWhenUsed="1" w:qFormat="1"/>
@@ -487,7 +890,6 @@
     <w:lsdException w:name="HTML Sample" w:semiHidden="1" w:unhideWhenUsed="1"/>
     <w:lsdException w:name="HTML Typewriter" w:semiHidden="1" w:unhideWhenUsed="1"/>
     <w:lsdException w:name="HTML Variable" w:semiHidden="1" w:unhideWhenUsed="1"/>
-    <w:lsdException w:name="Normal Table" w:semiHidden="1" w:unhideWhenUsed="1"/>
     <w:lsdException w:name="annotation subject" w:semiHidden="1" w:unhideWhenUsed="1"/>
     <w:lsdException w:name="No List" w:semiHidden="1" w:unhideWhenUsed="1"/>
     <w:lsdException w:name="Outline List 1" w:semiHidden="1" w:unhideWhenUsed="1"/>
@@ -530,11 +932,8 @@
     <w:lsdException w:name="Table Contemporary" w:semiHidden="1" w:unhideWhenUsed="1"/>
     <w:lsdException w:name="Table Elegant" w:semiHidden="1" w:unhideWhenUsed="1"/>
     <w:lsdException w:name="Table Professional" w:semiHidden="1" w:unhideWhenUsed="1"/>
-    <w:lsdException w:name="Table Subtle 1" w:semiHidden="1" w:unhideWhenUsed="1"/>
     <w:lsdException w:name="Table Subtle 2" w:semiHidden="1" w:unhideWhenUsed="1"/>
     <w:lsdException w:name="Table Web 1" w:semiHidden="1" w:unhideWhenUsed="1"/>
-    <w:lsdException w:name="Table Web 2" w:semiHidden="1" w:unhideWhenUsed="1"/>
-    <w:lsdException w:name="Table Web 3" w:semiHidden="1" w:unhideWhenUsed="1"/>
     <w:lsdException w:name="Balloon Text" w:semiHidden="1" w:unhideWhenUsed="1"/>
     <w:lsdException w:name="Table Grid" w:uiPriority="39"/>
     <w:lsdException w:name="Table Theme" w:semiHidden="1" w:unhideWhenUsed="1"/>
@@ -753,6 +1152,11 @@
     <w:lsdException w:name="List Table 5 Dark Accent 6" w:uiPriority="50"/>
     <w:lsdException w:name="List Table 6 Colorful Accent 6" w:uiPriority="51"/>
     <w:lsdException w:name="List Table 7 Colorful Accent 6" w:uiPriority="52"/>
+    <w:lsdException w:name="Mention" w:semiHidden="1" w:unhideWhenUsed="1"/>
+    <w:lsdException w:name="Smart Hyperlink" w:semiHidden="1" w:unhideWhenUsed="1"/>
+    <w:lsdException w:name="Hashtag" w:semiHidden="1" w:unhideWhenUsed="1"/>
+    <w:lsdException w:name="Unresolved Mention" w:semiHidden="1" w:unhideWhenUsed="1"/>
+    <w:lsdException w:name="Smart Link" w:semiHidden="1" w:unhideWhenUsed="1"/>
   </w:latentStyles>
   <w:style w:type="paragraph" w:default="1" w:styleId="Normal">
     <w:name w:val="Normal"/>
